--- a/public/CV_Victor_Lopez_ES.docx
+++ b/public/CV_Victor_Lopez_ES.docx
@@ -110,7 +110,7 @@
           <w:sz w:val="21"/>
           <w:szCs w:val="21"/>
         </w:rPr>
-        <w:t xml:space="preserve">Ingeniero de Software IA especializado en el diseño, despliegue y optimización de sistemas LLM, NLP y Retrieval-Augmented Generation (RAG) de nivel productivo para aplicaciones SaaS empresariales. Propongo e implemento pipelines de IA de extremo a extremo de forma autónoma en Vortice Coaching, logrando una reducción del 40-60% en costos computacionales y automatizando flujos de trabajo clave del negocio. Creador de TourlyAI, plataforma NLP open-source completamente local con pipeline de 9 fases, 2 modelos BERT ajustados a medida y cero dependencias externas en tiempo de ejecución.</w:t>
+        <w:t xml:space="preserve">Ingeniero de Software IA especializado en el diseño, despliegue y optimización de sistemas LLM, NLP y Retrieval-Augmented Generation (RAG) para aplicaciones SaaS empresariales. Propongo e implemento pipelines de IA de extremo a extremo de forma autónoma en Vortice Coaching, logrando una reducción del 40-60% en costos computacionales y automatizando flujos de trabajo clave del negocio. Creador de TourlyAI, plataforma NLP open-source completamente local con pipeline de 9 fases, 2 modelos BERT ajustados a medida y cero dependencias externas en tiempo de ejecución.</w:t>
       </w:r>
     </w:p>
     <w:p>

--- a/public/CV_Victor_Lopez_ES.docx
+++ b/public/CV_Victor_Lopez_ES.docx
@@ -63,7 +63,7 @@
           <w:sz w:val="18"/>
           <w:szCs w:val="18"/>
         </w:rPr>
-        <w:t xml:space="preserve">linkedin.com/in/victor-angel-lopez-romero-556605245  |  github.com/VictorWKey</w:t>
+        <w:t xml:space="preserve">linkedin.com/in/victorlopezwk  |  github.com/VictorWKey</w:t>
       </w:r>
     </w:p>
     <w:p>

--- a/public/CV_Victor_Lopez_ES.docx
+++ b/public/CV_Victor_Lopez_ES.docx
@@ -343,7 +343,7 @@
           <w:sz w:val="21"/>
           <w:szCs w:val="21"/>
         </w:rPr>
-        <w:t xml:space="preserve">Diseñé e implementé un pipeline de preprocesamiento de texto con ingesta de documentos vía OCR, limpieza de texto y extracción estructurada de información para alimentar los servicios de IA de la plataforma.</w:t>
+        <w:t xml:space="preserve">Diseñé y despliegué un agente de IA conversacional que interactúa con todos los servicios clave de la plataforma, permitiendo a los usuarios operarla en lenguaje natural; construido con arquitectura dinámica y extensible que integra automáticamente los nuevos servicios conforme la plataforma escala.</w:t>
       </w:r>
     </w:p>
     <w:p>
